--- a/docs/entregables/03_metodologia.docx
+++ b/docs/entregables/03_metodologia.docx
@@ -3529,7 +3529,7 @@
                 <w:rFonts w:ascii="Segoe UI Emoji" w:hAnsi="Segoe UI Emoji"/>
                 <w:sz w:val="19"/>
               </w:rPr>
-              <w:t>⚠</w:t>
+              <w:t>❓</w:t>
             </w:r>
             <w:r>
               <w:rPr>
@@ -4987,7 +4987,7 @@
               <w:rPr>
                 <w:sz w:val="19"/>
               </w:rPr>
-              <w:t>PR integrados sin revisión cruzada (#2 a #6)</w:t>
+              <w:t>PR integrados sin revisión cruzada (#1 a #6)</w:t>
             </w:r>
           </w:p>
         </w:tc>
